--- a/exemplo/memoria-eletrocalhas-residencia-unifamiliar-exemplo-r00.docx
+++ b/exemplo/memoria-eletrocalhas-residencia-unifamiliar-exemplo-r00.docx
@@ -482,7 +482,7 @@
                 <w:szCs w:val="19"/>
                 <w:rFonts w:ascii="Calibri" w:cs="Calibri" w:eastAsia="Calibri" w:hAnsi="Calibri"/>
               </w:rPr>
-              <w:t xml:space="preserve">17/10/2026 — R00</w:t>
+              <w:t xml:space="preserve">20/10/2026 — R00</w:t>
             </w:r>
           </w:p>
         </w:tc>
@@ -2306,7 +2306,7 @@
           <w:szCs w:val="20"/>
           <w:rFonts w:ascii="Calibri" w:cs="Calibri" w:eastAsia="Calibri" w:hAnsi="Calibri"/>
         </w:rPr>
-        <w:t xml:space="preserve">Cidade – UF, 17 de outubro de 2026</w:t>
+        <w:t xml:space="preserve">Cidade – UF, 20 de outubro de 2026</w:t>
       </w:r>
     </w:p>
     <w:p>
@@ -2476,7 +2476,7 @@
         <w:szCs w:val="15"/>
         <w:rFonts w:ascii="Calibri" w:cs="Calibri" w:eastAsia="Calibri" w:hAnsi="Calibri"/>
       </w:rPr>
-      <w:t xml:space="preserve">	R00 · 17/10/2026</w:t>
+      <w:t xml:space="preserve">	R00 · 20/10/2026</w:t>
     </w:r>
   </w:p>
 </w:hdr>

--- a/exemplo/memoria-eletrocalhas-residencia-unifamiliar-exemplo-r00.docx
+++ b/exemplo/memoria-eletrocalhas-residencia-unifamiliar-exemplo-r00.docx
@@ -92,15 +92,16 @@
           <w:insideH w:val="single" w:color="auto" w:sz="4"/>
           <w:insideV w:val="single" w:color="auto" w:sz="4"/>
         </w:tblBorders>
+        <w:tblLayout w:type="fixed"/>
       </w:tblPr>
       <w:tblGrid>
-        <w:gridCol w:w="100"/>
-        <w:gridCol w:w="100"/>
+        <w:gridCol w:w="2732"/>
+        <w:gridCol w:w="7024"/>
       </w:tblGrid>
       <w:tr>
         <w:tc>
           <w:tcPr>
-            <w:tcW w:type="pct" w:w="28%"/>
+            <w:tcW w:type="dxa" w:w="2732"/>
             <w:tcBorders>
               <w:top w:val="single" w:color="1B1F23" w:sz="4"/>
               <w:left w:val="single" w:color="1B1F23" w:sz="4"/>
@@ -133,7 +134,7 @@
         </w:tc>
         <w:tc>
           <w:tcPr>
-            <w:tcW w:type="pct" w:w="72%"/>
+            <w:tcW w:type="dxa" w:w="7024"/>
             <w:tcBorders>
               <w:top w:val="single" w:color="1B1F23" w:sz="4"/>
               <w:left w:val="single" w:color="1B1F23" w:sz="4"/>
@@ -165,7 +166,7 @@
       <w:tr>
         <w:tc>
           <w:tcPr>
-            <w:tcW w:type="pct" w:w="28%"/>
+            <w:tcW w:type="dxa" w:w="2732"/>
             <w:tcBorders>
               <w:top w:val="single" w:color="1B1F23" w:sz="4"/>
               <w:left w:val="single" w:color="1B1F23" w:sz="4"/>
@@ -198,7 +199,7 @@
         </w:tc>
         <w:tc>
           <w:tcPr>
-            <w:tcW w:type="pct" w:w="72%"/>
+            <w:tcW w:type="dxa" w:w="7024"/>
             <w:tcBorders>
               <w:top w:val="single" w:color="1B1F23" w:sz="4"/>
               <w:left w:val="single" w:color="1B1F23" w:sz="4"/>
@@ -230,7 +231,7 @@
       <w:tr>
         <w:tc>
           <w:tcPr>
-            <w:tcW w:type="pct" w:w="28%"/>
+            <w:tcW w:type="dxa" w:w="2732"/>
             <w:tcBorders>
               <w:top w:val="single" w:color="1B1F23" w:sz="4"/>
               <w:left w:val="single" w:color="1B1F23" w:sz="4"/>
@@ -263,7 +264,7 @@
         </w:tc>
         <w:tc>
           <w:tcPr>
-            <w:tcW w:type="pct" w:w="72%"/>
+            <w:tcW w:type="dxa" w:w="7024"/>
             <w:tcBorders>
               <w:top w:val="single" w:color="1B1F23" w:sz="4"/>
               <w:left w:val="single" w:color="1B1F23" w:sz="4"/>
@@ -295,7 +296,7 @@
       <w:tr>
         <w:tc>
           <w:tcPr>
-            <w:tcW w:type="pct" w:w="28%"/>
+            <w:tcW w:type="dxa" w:w="2732"/>
             <w:tcBorders>
               <w:top w:val="single" w:color="1B1F23" w:sz="4"/>
               <w:left w:val="single" w:color="1B1F23" w:sz="4"/>
@@ -328,7 +329,7 @@
         </w:tc>
         <w:tc>
           <w:tcPr>
-            <w:tcW w:type="pct" w:w="72%"/>
+            <w:tcW w:type="dxa" w:w="7024"/>
             <w:tcBorders>
               <w:top w:val="single" w:color="1B1F23" w:sz="4"/>
               <w:left w:val="single" w:color="1B1F23" w:sz="4"/>
@@ -360,7 +361,7 @@
       <w:tr>
         <w:tc>
           <w:tcPr>
-            <w:tcW w:type="pct" w:w="28%"/>
+            <w:tcW w:type="dxa" w:w="2732"/>
             <w:tcBorders>
               <w:top w:val="single" w:color="1B1F23" w:sz="4"/>
               <w:left w:val="single" w:color="1B1F23" w:sz="4"/>
@@ -393,7 +394,7 @@
         </w:tc>
         <w:tc>
           <w:tcPr>
-            <w:tcW w:type="pct" w:w="72%"/>
+            <w:tcW w:type="dxa" w:w="7024"/>
             <w:tcBorders>
               <w:top w:val="single" w:color="1B1F23" w:sz="4"/>
               <w:left w:val="single" w:color="1B1F23" w:sz="4"/>
@@ -425,7 +426,7 @@
       <w:tr>
         <w:tc>
           <w:tcPr>
-            <w:tcW w:type="pct" w:w="28%"/>
+            <w:tcW w:type="dxa" w:w="2732"/>
             <w:tcBorders>
               <w:top w:val="single" w:color="1B1F23" w:sz="4"/>
               <w:left w:val="single" w:color="1B1F23" w:sz="4"/>
@@ -458,7 +459,7 @@
         </w:tc>
         <w:tc>
           <w:tcPr>
-            <w:tcW w:type="pct" w:w="72%"/>
+            <w:tcW w:type="dxa" w:w="7024"/>
             <w:tcBorders>
               <w:top w:val="single" w:color="1B1F23" w:sz="4"/>
               <w:left w:val="single" w:color="1B1F23" w:sz="4"/>
@@ -805,14 +806,15 @@
           <w:insideH w:val="single" w:color="auto" w:sz="4"/>
           <w:insideV w:val="single" w:color="auto" w:sz="4"/>
         </w:tblBorders>
+        <w:tblLayout w:type="fixed"/>
       </w:tblPr>
       <w:tblGrid>
-        <w:gridCol w:w="100"/>
-        <w:gridCol w:w="100"/>
-        <w:gridCol w:w="100"/>
-        <w:gridCol w:w="100"/>
-        <w:gridCol w:w="100"/>
-        <w:gridCol w:w="100"/>
+        <w:gridCol w:w="1366"/>
+        <w:gridCol w:w="3122"/>
+        <w:gridCol w:w="1268"/>
+        <w:gridCol w:w="1366"/>
+        <w:gridCol w:w="1268"/>
+        <w:gridCol w:w="1366"/>
       </w:tblGrid>
       <w:tr>
         <w:trPr>
@@ -820,7 +822,7 @@
         </w:trPr>
         <w:tc>
           <w:tcPr>
-            <w:tcW w:type="pct" w:w="14%"/>
+            <w:tcW w:type="dxa" w:w="1366"/>
             <w:shd w:fill="E7EDF1" w:color="auto" w:val="clear"/>
             <w:tcMar>
               <w:top w:type="dxa" w:w="30"/>
@@ -847,7 +849,7 @@
         </w:tc>
         <w:tc>
           <w:tcPr>
-            <w:tcW w:type="pct" w:w="32%"/>
+            <w:tcW w:type="dxa" w:w="3122"/>
             <w:shd w:fill="E7EDF1" w:color="auto" w:val="clear"/>
             <w:tcMar>
               <w:top w:type="dxa" w:w="30"/>
@@ -874,7 +876,7 @@
         </w:tc>
         <w:tc>
           <w:tcPr>
-            <w:tcW w:type="pct" w:w="13%"/>
+            <w:tcW w:type="dxa" w:w="1268"/>
             <w:shd w:fill="E7EDF1" w:color="auto" w:val="clear"/>
             <w:tcMar>
               <w:top w:type="dxa" w:w="30"/>
@@ -901,7 +903,7 @@
         </w:tc>
         <w:tc>
           <w:tcPr>
-            <w:tcW w:type="pct" w:w="14%"/>
+            <w:tcW w:type="dxa" w:w="1366"/>
             <w:shd w:fill="E7EDF1" w:color="auto" w:val="clear"/>
             <w:tcMar>
               <w:top w:type="dxa" w:w="30"/>
@@ -928,7 +930,7 @@
         </w:tc>
         <w:tc>
           <w:tcPr>
-            <w:tcW w:type="pct" w:w="13%"/>
+            <w:tcW w:type="dxa" w:w="1268"/>
             <w:shd w:fill="E7EDF1" w:color="auto" w:val="clear"/>
             <w:tcMar>
               <w:top w:type="dxa" w:w="30"/>
@@ -955,7 +957,7 @@
         </w:tc>
         <w:tc>
           <w:tcPr>
-            <w:tcW w:type="pct" w:w="14%"/>
+            <w:tcW w:type="dxa" w:w="1366"/>
             <w:shd w:fill="E7EDF1" w:color="auto" w:val="clear"/>
             <w:tcMar>
               <w:top w:type="dxa" w:w="30"/>
@@ -987,7 +989,7 @@
         </w:trPr>
         <w:tc>
           <w:tcPr>
-            <w:tcW w:type="pct" w:w="14%"/>
+            <w:tcW w:type="dxa" w:w="1366"/>
             <w:tcMar>
               <w:top w:type="dxa" w:w="30"/>
               <w:left w:type="dxa" w:w="70"/>
@@ -1013,7 +1015,7 @@
         </w:tc>
         <w:tc>
           <w:tcPr>
-            <w:tcW w:type="pct" w:w="32%"/>
+            <w:tcW w:type="dxa" w:w="3122"/>
             <w:tcMar>
               <w:top w:type="dxa" w:w="30"/>
               <w:left w:type="dxa" w:w="70"/>
@@ -1039,7 +1041,7 @@
         </w:tc>
         <w:tc>
           <w:tcPr>
-            <w:tcW w:type="pct" w:w="13%"/>
+            <w:tcW w:type="dxa" w:w="1268"/>
             <w:tcMar>
               <w:top w:type="dxa" w:w="30"/>
               <w:left w:type="dxa" w:w="70"/>
@@ -1065,7 +1067,7 @@
         </w:tc>
         <w:tc>
           <w:tcPr>
-            <w:tcW w:type="pct" w:w="14%"/>
+            <w:tcW w:type="dxa" w:w="1366"/>
             <w:tcMar>
               <w:top w:type="dxa" w:w="30"/>
               <w:left w:type="dxa" w:w="70"/>
@@ -1091,7 +1093,7 @@
         </w:tc>
         <w:tc>
           <w:tcPr>
-            <w:tcW w:type="pct" w:w="13%"/>
+            <w:tcW w:type="dxa" w:w="1268"/>
             <w:tcMar>
               <w:top w:type="dxa" w:w="30"/>
               <w:left w:type="dxa" w:w="70"/>
@@ -1117,7 +1119,7 @@
         </w:tc>
         <w:tc>
           <w:tcPr>
-            <w:tcW w:type="pct" w:w="14%"/>
+            <w:tcW w:type="dxa" w:w="1366"/>
             <w:tcMar>
               <w:top w:type="dxa" w:w="30"/>
               <w:left w:type="dxa" w:w="70"/>
@@ -1148,7 +1150,7 @@
         </w:trPr>
         <w:tc>
           <w:tcPr>
-            <w:tcW w:type="pct" w:w="14%"/>
+            <w:tcW w:type="dxa" w:w="1366"/>
             <w:tcMar>
               <w:top w:type="dxa" w:w="30"/>
               <w:left w:type="dxa" w:w="70"/>
@@ -1174,7 +1176,7 @@
         </w:tc>
         <w:tc>
           <w:tcPr>
-            <w:tcW w:type="pct" w:w="32%"/>
+            <w:tcW w:type="dxa" w:w="3122"/>
             <w:tcMar>
               <w:top w:type="dxa" w:w="30"/>
               <w:left w:type="dxa" w:w="70"/>
@@ -1200,7 +1202,7 @@
         </w:tc>
         <w:tc>
           <w:tcPr>
-            <w:tcW w:type="pct" w:w="13%"/>
+            <w:tcW w:type="dxa" w:w="1268"/>
             <w:tcMar>
               <w:top w:type="dxa" w:w="30"/>
               <w:left w:type="dxa" w:w="70"/>
@@ -1226,7 +1228,7 @@
         </w:tc>
         <w:tc>
           <w:tcPr>
-            <w:tcW w:type="pct" w:w="14%"/>
+            <w:tcW w:type="dxa" w:w="1366"/>
             <w:tcMar>
               <w:top w:type="dxa" w:w="30"/>
               <w:left w:type="dxa" w:w="70"/>
@@ -1252,7 +1254,7 @@
         </w:tc>
         <w:tc>
           <w:tcPr>
-            <w:tcW w:type="pct" w:w="13%"/>
+            <w:tcW w:type="dxa" w:w="1268"/>
             <w:tcMar>
               <w:top w:type="dxa" w:w="30"/>
               <w:left w:type="dxa" w:w="70"/>
@@ -1278,7 +1280,7 @@
         </w:tc>
         <w:tc>
           <w:tcPr>
-            <w:tcW w:type="pct" w:w="14%"/>
+            <w:tcW w:type="dxa" w:w="1366"/>
             <w:tcMar>
               <w:top w:type="dxa" w:w="30"/>
               <w:left w:type="dxa" w:w="70"/>
@@ -1309,7 +1311,7 @@
         </w:trPr>
         <w:tc>
           <w:tcPr>
-            <w:tcW w:type="pct" w:w="14%"/>
+            <w:tcW w:type="dxa" w:w="1366"/>
             <w:tcMar>
               <w:top w:type="dxa" w:w="30"/>
               <w:left w:type="dxa" w:w="70"/>
@@ -1335,7 +1337,7 @@
         </w:tc>
         <w:tc>
           <w:tcPr>
-            <w:tcW w:type="pct" w:w="32%"/>
+            <w:tcW w:type="dxa" w:w="3122"/>
             <w:tcMar>
               <w:top w:type="dxa" w:w="30"/>
               <w:left w:type="dxa" w:w="70"/>
@@ -1361,7 +1363,7 @@
         </w:tc>
         <w:tc>
           <w:tcPr>
-            <w:tcW w:type="pct" w:w="13%"/>
+            <w:tcW w:type="dxa" w:w="1268"/>
             <w:tcMar>
               <w:top w:type="dxa" w:w="30"/>
               <w:left w:type="dxa" w:w="70"/>
@@ -1387,7 +1389,7 @@
         </w:tc>
         <w:tc>
           <w:tcPr>
-            <w:tcW w:type="pct" w:w="14%"/>
+            <w:tcW w:type="dxa" w:w="1366"/>
             <w:tcMar>
               <w:top w:type="dxa" w:w="30"/>
               <w:left w:type="dxa" w:w="70"/>
@@ -1413,7 +1415,7 @@
         </w:tc>
         <w:tc>
           <w:tcPr>
-            <w:tcW w:type="pct" w:w="13%"/>
+            <w:tcW w:type="dxa" w:w="1268"/>
             <w:tcMar>
               <w:top w:type="dxa" w:w="30"/>
               <w:left w:type="dxa" w:w="70"/>
@@ -1439,7 +1441,7 @@
         </w:tc>
         <w:tc>
           <w:tcPr>
-            <w:tcW w:type="pct" w:w="14%"/>
+            <w:tcW w:type="dxa" w:w="1366"/>
             <w:tcMar>
               <w:top w:type="dxa" w:w="30"/>
               <w:left w:type="dxa" w:w="70"/>
@@ -1470,7 +1472,7 @@
         </w:trPr>
         <w:tc>
           <w:tcPr>
-            <w:tcW w:type="pct" w:w="14%"/>
+            <w:tcW w:type="dxa" w:w="1366"/>
             <w:tcMar>
               <w:top w:type="dxa" w:w="30"/>
               <w:left w:type="dxa" w:w="70"/>
@@ -1496,7 +1498,7 @@
         </w:tc>
         <w:tc>
           <w:tcPr>
-            <w:tcW w:type="pct" w:w="32%"/>
+            <w:tcW w:type="dxa" w:w="3122"/>
             <w:tcMar>
               <w:top w:type="dxa" w:w="30"/>
               <w:left w:type="dxa" w:w="70"/>
@@ -1522,7 +1524,7 @@
         </w:tc>
         <w:tc>
           <w:tcPr>
-            <w:tcW w:type="pct" w:w="13%"/>
+            <w:tcW w:type="dxa" w:w="1268"/>
             <w:tcMar>
               <w:top w:type="dxa" w:w="30"/>
               <w:left w:type="dxa" w:w="70"/>
@@ -1548,7 +1550,7 @@
         </w:tc>
         <w:tc>
           <w:tcPr>
-            <w:tcW w:type="pct" w:w="14%"/>
+            <w:tcW w:type="dxa" w:w="1366"/>
             <w:tcMar>
               <w:top w:type="dxa" w:w="30"/>
               <w:left w:type="dxa" w:w="70"/>
@@ -1574,7 +1576,7 @@
         </w:tc>
         <w:tc>
           <w:tcPr>
-            <w:tcW w:type="pct" w:w="13%"/>
+            <w:tcW w:type="dxa" w:w="1268"/>
             <w:tcMar>
               <w:top w:type="dxa" w:w="30"/>
               <w:left w:type="dxa" w:w="70"/>
@@ -1600,7 +1602,7 @@
         </w:tc>
         <w:tc>
           <w:tcPr>
-            <w:tcW w:type="pct" w:w="14%"/>
+            <w:tcW w:type="dxa" w:w="1366"/>
             <w:tcMar>
               <w:top w:type="dxa" w:w="30"/>
               <w:left w:type="dxa" w:w="70"/>
@@ -1631,7 +1633,7 @@
         </w:trPr>
         <w:tc>
           <w:tcPr>
-            <w:tcW w:type="pct" w:w="14%"/>
+            <w:tcW w:type="dxa" w:w="1366"/>
             <w:tcMar>
               <w:top w:type="dxa" w:w="30"/>
               <w:left w:type="dxa" w:w="70"/>
@@ -1657,7 +1659,7 @@
         </w:tc>
         <w:tc>
           <w:tcPr>
-            <w:tcW w:type="pct" w:w="32%"/>
+            <w:tcW w:type="dxa" w:w="3122"/>
             <w:tcMar>
               <w:top w:type="dxa" w:w="30"/>
               <w:left w:type="dxa" w:w="70"/>
@@ -1683,7 +1685,7 @@
         </w:tc>
         <w:tc>
           <w:tcPr>
-            <w:tcW w:type="pct" w:w="13%"/>
+            <w:tcW w:type="dxa" w:w="1268"/>
             <w:tcMar>
               <w:top w:type="dxa" w:w="30"/>
               <w:left w:type="dxa" w:w="70"/>
@@ -1709,7 +1711,7 @@
         </w:tc>
         <w:tc>
           <w:tcPr>
-            <w:tcW w:type="pct" w:w="14%"/>
+            <w:tcW w:type="dxa" w:w="1366"/>
             <w:tcMar>
               <w:top w:type="dxa" w:w="30"/>
               <w:left w:type="dxa" w:w="70"/>
@@ -1735,7 +1737,7 @@
         </w:tc>
         <w:tc>
           <w:tcPr>
-            <w:tcW w:type="pct" w:w="13%"/>
+            <w:tcW w:type="dxa" w:w="1268"/>
             <w:tcMar>
               <w:top w:type="dxa" w:w="30"/>
               <w:left w:type="dxa" w:w="70"/>
@@ -1761,7 +1763,7 @@
         </w:tc>
         <w:tc>
           <w:tcPr>
-            <w:tcW w:type="pct" w:w="14%"/>
+            <w:tcW w:type="dxa" w:w="1366"/>
             <w:tcMar>
               <w:top w:type="dxa" w:w="30"/>
               <w:left w:type="dxa" w:w="70"/>
@@ -1792,7 +1794,7 @@
         </w:trPr>
         <w:tc>
           <w:tcPr>
-            <w:tcW w:type="pct" w:w="14%"/>
+            <w:tcW w:type="dxa" w:w="1366"/>
             <w:tcMar>
               <w:top w:type="dxa" w:w="30"/>
               <w:left w:type="dxa" w:w="70"/>
@@ -1818,7 +1820,7 @@
         </w:tc>
         <w:tc>
           <w:tcPr>
-            <w:tcW w:type="pct" w:w="32%"/>
+            <w:tcW w:type="dxa" w:w="3122"/>
             <w:tcMar>
               <w:top w:type="dxa" w:w="30"/>
               <w:left w:type="dxa" w:w="70"/>
@@ -1844,7 +1846,7 @@
         </w:tc>
         <w:tc>
           <w:tcPr>
-            <w:tcW w:type="pct" w:w="13%"/>
+            <w:tcW w:type="dxa" w:w="1268"/>
             <w:tcMar>
               <w:top w:type="dxa" w:w="30"/>
               <w:left w:type="dxa" w:w="70"/>
@@ -1870,7 +1872,7 @@
         </w:tc>
         <w:tc>
           <w:tcPr>
-            <w:tcW w:type="pct" w:w="14%"/>
+            <w:tcW w:type="dxa" w:w="1366"/>
             <w:tcMar>
               <w:top w:type="dxa" w:w="30"/>
               <w:left w:type="dxa" w:w="70"/>
@@ -1896,7 +1898,7 @@
         </w:tc>
         <w:tc>
           <w:tcPr>
-            <w:tcW w:type="pct" w:w="13%"/>
+            <w:tcW w:type="dxa" w:w="1268"/>
             <w:tcMar>
               <w:top w:type="dxa" w:w="30"/>
               <w:left w:type="dxa" w:w="70"/>
@@ -1922,7 +1924,7 @@
         </w:tc>
         <w:tc>
           <w:tcPr>
-            <w:tcW w:type="pct" w:w="14%"/>
+            <w:tcW w:type="dxa" w:w="1366"/>
             <w:tcMar>
               <w:top w:type="dxa" w:w="30"/>
               <w:left w:type="dxa" w:w="70"/>
@@ -1953,7 +1955,7 @@
         </w:trPr>
         <w:tc>
           <w:tcPr>
-            <w:tcW w:type="pct" w:w="14%"/>
+            <w:tcW w:type="dxa" w:w="1366"/>
             <w:shd w:fill="F2F5F7" w:color="auto" w:val="clear"/>
             <w:tcMar>
               <w:top w:type="dxa" w:w="30"/>
@@ -1980,7 +1982,7 @@
         </w:tc>
         <w:tc>
           <w:tcPr>
-            <w:tcW w:type="pct" w:w="32%"/>
+            <w:tcW w:type="dxa" w:w="3122"/>
             <w:shd w:fill="F2F5F7" w:color="auto" w:val="clear"/>
             <w:tcMar>
               <w:top w:type="dxa" w:w="30"/>
@@ -2007,7 +2009,7 @@
         </w:tc>
         <w:tc>
           <w:tcPr>
-            <w:tcW w:type="pct" w:w="13%"/>
+            <w:tcW w:type="dxa" w:w="1268"/>
             <w:shd w:fill="F2F5F7" w:color="auto" w:val="clear"/>
             <w:tcMar>
               <w:top w:type="dxa" w:w="30"/>
@@ -2024,7 +2026,7 @@
         </w:tc>
         <w:tc>
           <w:tcPr>
-            <w:tcW w:type="pct" w:w="14%"/>
+            <w:tcW w:type="dxa" w:w="1366"/>
             <w:shd w:fill="F2F5F7" w:color="auto" w:val="clear"/>
             <w:tcMar>
               <w:top w:type="dxa" w:w="30"/>
@@ -2051,7 +2053,7 @@
         </w:tc>
         <w:tc>
           <w:tcPr>
-            <w:tcW w:type="pct" w:w="13%"/>
+            <w:tcW w:type="dxa" w:w="1268"/>
             <w:shd w:fill="F2F5F7" w:color="auto" w:val="clear"/>
             <w:tcMar>
               <w:top w:type="dxa" w:w="30"/>
@@ -2078,7 +2080,7 @@
         </w:tc>
         <w:tc>
           <w:tcPr>
-            <w:tcW w:type="pct" w:w="14%"/>
+            <w:tcW w:type="dxa" w:w="1366"/>
             <w:shd w:fill="F2F5F7" w:color="auto" w:val="clear"/>
             <w:tcMar>
               <w:top w:type="dxa" w:w="30"/>

--- a/exemplo/memoria-eletrocalhas-residencia-unifamiliar-exemplo-r00.docx
+++ b/exemplo/memoria-eletrocalhas-residencia-unifamiliar-exemplo-r00.docx
@@ -483,7 +483,7 @@
                 <w:szCs w:val="19"/>
                 <w:rFonts w:ascii="Calibri" w:cs="Calibri" w:eastAsia="Calibri" w:hAnsi="Calibri"/>
               </w:rPr>
-              <w:t xml:space="preserve">20/10/2026 — R00</w:t>
+              <w:t xml:space="preserve">26/10/2026 — R00</w:t>
             </w:r>
           </w:p>
         </w:tc>
@@ -2308,7 +2308,7 @@
           <w:szCs w:val="20"/>
           <w:rFonts w:ascii="Calibri" w:cs="Calibri" w:eastAsia="Calibri" w:hAnsi="Calibri"/>
         </w:rPr>
-        <w:t xml:space="preserve">Cidade – UF, 20 de outubro de 2026</w:t>
+        <w:t xml:space="preserve">Cidade – UF, 26 de outubro de 2026</w:t>
       </w:r>
     </w:p>
     <w:p>
@@ -2478,7 +2478,7 @@
         <w:szCs w:val="15"/>
         <w:rFonts w:ascii="Calibri" w:cs="Calibri" w:eastAsia="Calibri" w:hAnsi="Calibri"/>
       </w:rPr>
-      <w:t xml:space="preserve">	R00 · 20/10/2026</w:t>
+      <w:t xml:space="preserve">	R00 · 26/10/2026</w:t>
     </w:r>
   </w:p>
 </w:hdr>

--- a/exemplo/memoria-eletrocalhas-residencia-unifamiliar-exemplo-r00.docx
+++ b/exemplo/memoria-eletrocalhas-residencia-unifamiliar-exemplo-r00.docx
@@ -483,7 +483,7 @@
                 <w:szCs w:val="19"/>
                 <w:rFonts w:ascii="Calibri" w:cs="Calibri" w:eastAsia="Calibri" w:hAnsi="Calibri"/>
               </w:rPr>
-              <w:t xml:space="preserve">26/10/2026 — R00</w:t>
+              <w:t xml:space="preserve">27/10/2026 — R00</w:t>
             </w:r>
           </w:p>
         </w:tc>
@@ -2308,7 +2308,7 @@
           <w:szCs w:val="20"/>
           <w:rFonts w:ascii="Calibri" w:cs="Calibri" w:eastAsia="Calibri" w:hAnsi="Calibri"/>
         </w:rPr>
-        <w:t xml:space="preserve">Cidade – UF, 26 de outubro de 2026</w:t>
+        <w:t xml:space="preserve">Cidade – UF, 27 de outubro de 2026</w:t>
       </w:r>
     </w:p>
     <w:p>
@@ -2478,7 +2478,7 @@
         <w:szCs w:val="15"/>
         <w:rFonts w:ascii="Calibri" w:cs="Calibri" w:eastAsia="Calibri" w:hAnsi="Calibri"/>
       </w:rPr>
-      <w:t xml:space="preserve">	R00 · 26/10/2026</w:t>
+      <w:t xml:space="preserve">	R00 · 27/10/2026</w:t>
     </w:r>
   </w:p>
 </w:hdr>

--- a/exemplo/memoria-eletrocalhas-residencia-unifamiliar-exemplo-r00.docx
+++ b/exemplo/memoria-eletrocalhas-residencia-unifamiliar-exemplo-r00.docx
@@ -483,7 +483,7 @@
                 <w:szCs w:val="19"/>
                 <w:rFonts w:ascii="Calibri" w:cs="Calibri" w:eastAsia="Calibri" w:hAnsi="Calibri"/>
               </w:rPr>
-              <w:t xml:space="preserve">27/10/2026 — R00</w:t>
+              <w:t xml:space="preserve">28/10/2026 — R00</w:t>
             </w:r>
           </w:p>
         </w:tc>
@@ -2308,7 +2308,7 @@
           <w:szCs w:val="20"/>
           <w:rFonts w:ascii="Calibri" w:cs="Calibri" w:eastAsia="Calibri" w:hAnsi="Calibri"/>
         </w:rPr>
-        <w:t xml:space="preserve">Cidade – UF, 27 de outubro de 2026</w:t>
+        <w:t xml:space="preserve">Cidade – UF, 28 de outubro de 2026</w:t>
       </w:r>
     </w:p>
     <w:p>
@@ -2478,7 +2478,7 @@
         <w:szCs w:val="15"/>
         <w:rFonts w:ascii="Calibri" w:cs="Calibri" w:eastAsia="Calibri" w:hAnsi="Calibri"/>
       </w:rPr>
-      <w:t xml:space="preserve">	R00 · 27/10/2026</w:t>
+      <w:t xml:space="preserve">	R00 · 28/10/2026</w:t>
     </w:r>
   </w:p>
 </w:hdr>
